--- a/docs/manuel-support-sav-2026-08.docx
+++ b/docs/manuel-support-sav-2026-08.docx
@@ -105,6 +105,40 @@
       </w:r>
       <w:r>
         <w:t xml:space="preserve">: au statut « Remboursé », le séquestre de la commande est automatiquement remboursé au client s'il était encore bloqué, et le client est prévenu par WhatsApp.</w:t>
+      </w:r>
+    </w:p>
+    <w:p>
+      <w:pPr>
+        <w:pStyle w:val="BlockText"/>
+      </w:pPr>
+      <w:r>
+        <w:rPr>
+          <w:b/>
+          <w:bCs/>
+        </w:rPr>
+        <w:t xml:space="preserve">Sous le paiement direct, le remboursement est le cas normal, pas le déblocage.</w:t>
+      </w:r>
+      <w:r>
+        <w:t xml:space="preserve"> </w:t>
+      </w:r>
+      <w:r>
+        <w:t xml:space="preserve">Le vendeur étant payé dès l'encaissement, il n'y a le plus souvent</w:t>
+      </w:r>
+      <w:r>
+        <w:t xml:space="preserve"> </w:t>
+      </w:r>
+      <w:r>
+        <w:rPr>
+          <w:b/>
+          <w:bCs/>
+        </w:rPr>
+        <w:t xml:space="preserve">rien à débloquer</w:t>
+      </w:r>
+      <w:r>
+        <w:t xml:space="preserve"> </w:t>
+      </w:r>
+      <w:r>
+        <w:t xml:space="preserve">: le remboursement se traite avec le vendeur, hors mécanisme de séquestre, et se trace dans la note de résolution. Le déblocage automatique décrit ci-dessous ne joue que sur les commandes anciennes dont le séquestre est encore bloqué.</w:t>
       </w:r>
     </w:p>
     <w:p>
@@ -1677,7 +1711,7 @@
         <w:t xml:space="preserve"> </w:t>
       </w:r>
       <w:r>
-        <w:t xml:space="preserve">: l'encadré commande de la fiche l'affiche. S'il est déjà « Libéré au vendeur », le remboursement ne passera pas par la plateforme — anticipez la solution et tracez-la.</w:t>
+        <w:t xml:space="preserve">: l'encadré commande de la fiche l'affiche. S'il est déjà « Libéré au vendeur » — ou absent, ce qui est le cas normal en paiement direct — le remboursement ne passera pas par la plateforme : réglez-le avec le vendeur, la commission n'étant pas due sur un retour justifié, et tracez-le dans la note de résolution.</w:t>
       </w:r>
     </w:p>
     <w:p>
@@ -1873,7 +1907,11 @@
     </w:p>
     <w:bookmarkEnd w:id="35"/>
     <w:bookmarkEnd w:id="36"/>
-    <w:sectPr/>
+    <w:sectPr>
+      <w:footnotePr>
+        <w:numRestart w:val="eachSect"/>
+      </w:footnotePr>
+    </w:sectPr>
   </w:body>
 </w:document>
 </file>
@@ -2398,8 +2436,6 @@
     </w:pPr>
     <w:rPr>
       <w:rFonts w:asciiTheme="majorHAnsi" w:cstheme="majorBidi" w:eastAsiaTheme="majorEastAsia" w:hAnsiTheme="majorHAnsi"/>
-      <w:spacing w:val="-10"/>
-      <w:kern w:val="28"/>
       <w:sz w:val="56"/>
       <w:szCs w:val="56"/>
     </w:rPr>
@@ -2412,8 +2448,6 @@
     <w:rsid w:val="00A10FD9"/>
     <w:rPr>
       <w:rFonts w:asciiTheme="majorHAnsi" w:cstheme="majorBidi" w:eastAsiaTheme="majorEastAsia" w:hAnsiTheme="majorHAnsi"/>
-      <w:spacing w:val="-10"/>
-      <w:kern w:val="28"/>
       <w:sz w:val="56"/>
       <w:szCs w:val="56"/>
     </w:rPr>
@@ -2454,23 +2488,31 @@
   </w:style>
   <w:style w:customStyle="1" w:styleId="Author" w:type="paragraph">
     <w:name w:val="Author"/>
+    <w:basedOn w:val="Title"/>
     <w:next w:val="BodyText"/>
     <w:qFormat/>
     <w:pPr>
       <w:keepNext/>
       <w:keepLines/>
-      <w:jc w:val="center"/>
     </w:pPr>
+    <w:rPr>
+      <w:sz w:val="24"/>
+      <w:szCs w:val="24"/>
+    </w:rPr>
   </w:style>
   <w:style w:styleId="Date" w:type="paragraph">
     <w:name w:val="Date"/>
+    <w:basedOn w:val="Title"/>
     <w:next w:val="BodyText"/>
     <w:qFormat/>
     <w:pPr>
       <w:keepNext/>
       <w:keepLines/>
-      <w:jc w:val="center"/>
     </w:pPr>
+    <w:rPr>
+      <w:sz w:val="24"/>
+      <w:szCs w:val="24"/>
+    </w:rPr>
   </w:style>
   <w:style w:customStyle="1" w:styleId="AbstractTitle" w:type="paragraph">
     <w:name w:val="Abstract Title"/>
